--- a/report_10.docx
+++ b/report_10.docx
@@ -5144,6 +5144,7 @@
         <w:t xml:space="preserve">Рисунок 11 </w:t>
         <w:softHyphen/>
         <w:t>— Зависимость размера от выбранного блока</w:t>
+        <w:tab/>
       </w:r>
     </w:p>
     <w:p>
